--- a/summary.docx
+++ b/summary.docx
@@ -645,250 +645,330 @@
           <w:lang w:val="en-US"/>
         </w:rPr>
       </w:pPr>
+    </w:p>
+    <w:p>
+      <w:pPr>
+        <w:numPr>
+          <w:ilvl w:val="0"/>
+          <w:numId w:val="1"/>
+        </w:numPr>
+        <w:rPr>
+          <w:rFonts w:hint="default"/>
+          <w:b/>
+          <w:bCs/>
+          <w:sz w:val="22"/>
+          <w:szCs w:val="22"/>
+          <w:lang w:val="en-US"/>
+        </w:rPr>
+      </w:pPr>
+      <w:r>
+        <w:rPr>
+          <w:rFonts w:hint="default"/>
+          <w:b/>
+          <w:bCs/>
+          <w:sz w:val="22"/>
+          <w:szCs w:val="22"/>
+          <w:lang w:val="en-US"/>
+        </w:rPr>
+        <w:t xml:space="preserve"> K-mean clustering</w:t>
+      </w:r>
+    </w:p>
+    <w:p>
+      <w:pPr>
+        <w:numPr>
+          <w:ilvl w:val="0"/>
+          <w:numId w:val="0"/>
+        </w:numPr>
+        <w:rPr>
+          <w:rFonts w:hint="default"/>
+          <w:b/>
+          <w:bCs/>
+          <w:sz w:val="22"/>
+          <w:szCs w:val="22"/>
+          <w:lang w:val="en-US"/>
+        </w:rPr>
+      </w:pPr>
+    </w:p>
+    <w:p>
+      <w:pPr>
+        <w:numPr>
+          <w:ilvl w:val="0"/>
+          <w:numId w:val="0"/>
+        </w:numPr>
+        <w:rPr>
+          <w:rFonts w:hint="default" w:ascii="Calibri" w:hAnsi="Calibri"/>
+          <w:b w:val="0"/>
+          <w:bCs w:val="0"/>
+          <w:sz w:val="20"/>
+          <w:szCs w:val="20"/>
+          <w:lang w:val="en-US"/>
+        </w:rPr>
+      </w:pPr>
+      <w:r>
+        <w:rPr>
+          <w:rFonts w:hint="default" w:ascii="Calibri" w:hAnsi="Calibri"/>
+          <w:b/>
+          <w:bCs/>
+          <w:sz w:val="20"/>
+          <w:szCs w:val="20"/>
+          <w:lang w:val="en-US"/>
+        </w:rPr>
+        <w:t>Mean Dice Coefficient (0.8541 / 85.41%):</w:t>
+      </w:r>
+      <w:r>
+        <w:rPr>
+          <w:rFonts w:hint="default" w:ascii="Calibri" w:hAnsi="Calibri"/>
+          <w:b w:val="0"/>
+          <w:bCs w:val="0"/>
+          <w:sz w:val="20"/>
+          <w:szCs w:val="20"/>
+          <w:lang w:val="en-US"/>
+        </w:rPr>
+        <w:t xml:space="preserve"> An exceptional score for an unsupervised method. Adding Gamma correction and targeted ROI-CLAHE successfully crushed background lighting artifacts, allowing K-Means to easily isolate the true optic disc. </w:t>
+      </w:r>
+    </w:p>
+    <w:p>
+      <w:pPr>
+        <w:numPr>
+          <w:ilvl w:val="0"/>
+          <w:numId w:val="0"/>
+        </w:numPr>
+        <w:rPr>
+          <w:rFonts w:hint="default" w:ascii="Calibri" w:hAnsi="Calibri"/>
+          <w:b w:val="0"/>
+          <w:bCs w:val="0"/>
+          <w:sz w:val="20"/>
+          <w:szCs w:val="20"/>
+          <w:lang w:val="en-US"/>
+        </w:rPr>
+      </w:pPr>
+    </w:p>
+    <w:p>
+      <w:pPr>
+        <w:numPr>
+          <w:ilvl w:val="0"/>
+          <w:numId w:val="0"/>
+        </w:numPr>
+        <w:rPr>
+          <w:rFonts w:hint="default" w:ascii="Calibri" w:hAnsi="Calibri"/>
+          <w:b w:val="0"/>
+          <w:bCs w:val="0"/>
+          <w:sz w:val="20"/>
+          <w:szCs w:val="20"/>
+          <w:lang w:val="en-US"/>
+        </w:rPr>
+      </w:pPr>
+      <w:r>
+        <w:rPr>
+          <w:rFonts w:hint="default" w:ascii="Calibri" w:hAnsi="Calibri"/>
+          <w:b/>
+          <w:bCs/>
+          <w:sz w:val="20"/>
+          <w:szCs w:val="20"/>
+          <w:lang w:val="en-US"/>
+        </w:rPr>
+        <w:t>Mean IoU (Jaccard) (0.7798 / 77.98%):</w:t>
+      </w:r>
+      <w:r>
+        <w:rPr>
+          <w:rFonts w:hint="default" w:ascii="Calibri" w:hAnsi="Calibri"/>
+          <w:b w:val="0"/>
+          <w:bCs w:val="0"/>
+          <w:sz w:val="20"/>
+          <w:szCs w:val="20"/>
+          <w:lang w:val="en-US"/>
+        </w:rPr>
+        <w:t xml:space="preserve"> A massive jump to ~78%. Forcing the final cluster into a mathematically perfect shape (cv2.fitEllipse) eliminated the jagged boundaries and false positives that normally penalize K-Means algorithms. </w:t>
+      </w:r>
+    </w:p>
+    <w:p>
+      <w:pPr>
+        <w:numPr>
+          <w:ilvl w:val="0"/>
+          <w:numId w:val="0"/>
+        </w:numPr>
+        <w:rPr>
+          <w:rFonts w:hint="default" w:ascii="Calibri" w:hAnsi="Calibri"/>
+          <w:b w:val="0"/>
+          <w:bCs w:val="0"/>
+          <w:sz w:val="20"/>
+          <w:szCs w:val="20"/>
+          <w:lang w:val="en-US"/>
+        </w:rPr>
+      </w:pPr>
+    </w:p>
+    <w:p>
+      <w:pPr>
+        <w:numPr>
+          <w:ilvl w:val="0"/>
+          <w:numId w:val="0"/>
+        </w:numPr>
+        <w:rPr>
+          <w:rFonts w:hint="default" w:ascii="Calibri" w:hAnsi="Calibri"/>
+          <w:b w:val="0"/>
+          <w:bCs w:val="0"/>
+          <w:sz w:val="20"/>
+          <w:szCs w:val="20"/>
+          <w:lang w:val="en-US"/>
+        </w:rPr>
+      </w:pPr>
+      <w:r>
+        <w:rPr>
+          <w:rFonts w:hint="default" w:ascii="Calibri" w:hAnsi="Calibri"/>
+          <w:b/>
+          <w:bCs/>
+          <w:sz w:val="20"/>
+          <w:szCs w:val="20"/>
+          <w:lang w:val="en-US"/>
+        </w:rPr>
+        <w:t>Mean Pixel Accuracy (0.9934 / 99.34%):</w:t>
+      </w:r>
+      <w:r>
+        <w:rPr>
+          <w:rFonts w:hint="default" w:ascii="Calibri" w:hAnsi="Calibri"/>
+          <w:b w:val="0"/>
+          <w:bCs w:val="0"/>
+          <w:sz w:val="20"/>
+          <w:szCs w:val="20"/>
+          <w:lang w:val="en-US"/>
+        </w:rPr>
+        <w:t xml:space="preserve"> Near-perfect pixel classification. The localized bounding box ensures the vast retinal background is ignored and the actual disc boundaries remain incredibly tight. </w:t>
+      </w:r>
+    </w:p>
+    <w:p>
+      <w:pPr>
+        <w:numPr>
+          <w:ilvl w:val="0"/>
+          <w:numId w:val="0"/>
+        </w:numPr>
+        <w:rPr>
+          <w:rFonts w:hint="default" w:ascii="Calibri" w:hAnsi="Calibri"/>
+          <w:b w:val="0"/>
+          <w:bCs w:val="0"/>
+          <w:sz w:val="20"/>
+          <w:szCs w:val="20"/>
+          <w:lang w:val="en-US"/>
+        </w:rPr>
+      </w:pPr>
+    </w:p>
+    <w:p>
+      <w:pPr>
+        <w:numPr>
+          <w:ilvl w:val="0"/>
+          <w:numId w:val="0"/>
+        </w:numPr>
+        <w:rPr>
+          <w:rFonts w:hint="default" w:ascii="Calibri" w:hAnsi="Calibri"/>
+          <w:b w:val="0"/>
+          <w:bCs w:val="0"/>
+          <w:sz w:val="20"/>
+          <w:szCs w:val="20"/>
+          <w:lang w:val="en-US"/>
+        </w:rPr>
+      </w:pPr>
+      <w:r>
+        <w:rPr>
+          <w:rFonts w:hint="default" w:ascii="Calibri" w:hAnsi="Calibri"/>
+          <w:b/>
+          <w:bCs/>
+          <w:sz w:val="20"/>
+          <w:szCs w:val="20"/>
+          <w:lang w:val="en-US"/>
+        </w:rPr>
+        <w:t>Standard IEEE Citation (for test.py):</w:t>
+      </w:r>
+      <w:r>
+        <w:rPr>
+          <w:rFonts w:hint="default" w:ascii="Calibri" w:hAnsi="Calibri" w:cs="Calibri"/>
+          <w:b w:val="0"/>
+          <w:bCs w:val="0"/>
+          <w:sz w:val="20"/>
+          <w:szCs w:val="20"/>
+          <w:lang w:val="en-US"/>
+        </w:rPr>
+        <w:t xml:space="preserve"> </w:t>
+      </w:r>
+      <w:r>
+        <w:rPr>
+          <w:rFonts w:hint="default" w:ascii="Calibri" w:hAnsi="Calibri" w:eastAsia="sans-serif" w:cs="Calibri"/>
+          <w:i w:val="0"/>
+          <w:iCs w:val="0"/>
+          <w:caps w:val="0"/>
+          <w:color w:val="333333"/>
+          <w:spacing w:val="0"/>
+          <w:sz w:val="20"/>
+          <w:szCs w:val="20"/>
+          <w:shd w:val="clear" w:fill="FFFFFF"/>
+        </w:rPr>
+        <w:t xml:space="preserve">A. AV and J. Dheeba, "Detection of Optic Disc in Fundus Images </w:t>
+      </w:r>
       <w:bookmarkStart w:id="0" w:name="_GoBack"/>
       <w:bookmarkEnd w:id="0"/>
-    </w:p>
-    <w:p>
-      <w:pPr>
-        <w:numPr>
-          <w:ilvl w:val="0"/>
-          <w:numId w:val="1"/>
-        </w:numPr>
-        <w:rPr>
-          <w:rFonts w:hint="default"/>
-          <w:b/>
-          <w:bCs/>
-          <w:sz w:val="22"/>
-          <w:szCs w:val="22"/>
-          <w:lang w:val="en-US"/>
-        </w:rPr>
-      </w:pPr>
-      <w:r>
-        <w:rPr>
-          <w:rFonts w:hint="default"/>
-          <w:b/>
-          <w:bCs/>
-          <w:sz w:val="22"/>
-          <w:szCs w:val="22"/>
-          <w:lang w:val="en-US"/>
-        </w:rPr>
-        <w:t xml:space="preserve"> K-mean clustering</w:t>
-      </w:r>
-    </w:p>
-    <w:p>
-      <w:pPr>
-        <w:numPr>
-          <w:ilvl w:val="0"/>
-          <w:numId w:val="0"/>
-        </w:numPr>
-        <w:rPr>
-          <w:rFonts w:hint="default"/>
-          <w:b/>
-          <w:bCs/>
-          <w:sz w:val="22"/>
-          <w:szCs w:val="22"/>
-          <w:lang w:val="en-US"/>
-        </w:rPr>
-      </w:pPr>
-    </w:p>
-    <w:p>
-      <w:pPr>
-        <w:numPr>
-          <w:ilvl w:val="0"/>
-          <w:numId w:val="0"/>
-        </w:numPr>
-        <w:rPr>
-          <w:rFonts w:hint="default" w:ascii="Calibri" w:hAnsi="Calibri"/>
-          <w:b w:val="0"/>
-          <w:bCs w:val="0"/>
-          <w:sz w:val="20"/>
-          <w:szCs w:val="20"/>
-          <w:lang w:val="en-US"/>
-        </w:rPr>
-      </w:pPr>
-      <w:r>
-        <w:rPr>
-          <w:rFonts w:hint="default" w:ascii="Calibri" w:hAnsi="Calibri"/>
-          <w:b/>
-          <w:bCs/>
-          <w:sz w:val="20"/>
-          <w:szCs w:val="20"/>
-          <w:lang w:val="en-US"/>
-        </w:rPr>
-        <w:t>Mean Dice Coefficient (0.8541 / 85.41%):</w:t>
-      </w:r>
-      <w:r>
-        <w:rPr>
-          <w:rFonts w:hint="default" w:ascii="Calibri" w:hAnsi="Calibri"/>
-          <w:b w:val="0"/>
-          <w:bCs w:val="0"/>
-          <w:sz w:val="20"/>
-          <w:szCs w:val="20"/>
-          <w:lang w:val="en-US"/>
-        </w:rPr>
-        <w:t xml:space="preserve"> An exceptional score for an unsupervised method. Adding Gamma correction and targeted ROI-CLAHE successfully crushed background lighting artifacts, allowing K-Means to easily isolate the true optic disc. </w:t>
-      </w:r>
-    </w:p>
-    <w:p>
-      <w:pPr>
-        <w:numPr>
-          <w:ilvl w:val="0"/>
-          <w:numId w:val="0"/>
-        </w:numPr>
-        <w:rPr>
-          <w:rFonts w:hint="default" w:ascii="Calibri" w:hAnsi="Calibri"/>
-          <w:b w:val="0"/>
-          <w:bCs w:val="0"/>
-          <w:sz w:val="20"/>
-          <w:szCs w:val="20"/>
-          <w:lang w:val="en-US"/>
-        </w:rPr>
-      </w:pPr>
-    </w:p>
-    <w:p>
-      <w:pPr>
-        <w:numPr>
-          <w:ilvl w:val="0"/>
-          <w:numId w:val="0"/>
-        </w:numPr>
-        <w:rPr>
-          <w:rFonts w:hint="default" w:ascii="Calibri" w:hAnsi="Calibri"/>
-          <w:b w:val="0"/>
-          <w:bCs w:val="0"/>
-          <w:sz w:val="20"/>
-          <w:szCs w:val="20"/>
-          <w:lang w:val="en-US"/>
-        </w:rPr>
-      </w:pPr>
-      <w:r>
-        <w:rPr>
-          <w:rFonts w:hint="default" w:ascii="Calibri" w:hAnsi="Calibri"/>
-          <w:b/>
-          <w:bCs/>
-          <w:sz w:val="20"/>
-          <w:szCs w:val="20"/>
-          <w:lang w:val="en-US"/>
-        </w:rPr>
-        <w:t>Mean IoU (Jaccard) (0.7798 / 77.98%):</w:t>
-      </w:r>
-      <w:r>
-        <w:rPr>
-          <w:rFonts w:hint="default" w:ascii="Calibri" w:hAnsi="Calibri"/>
-          <w:b w:val="0"/>
-          <w:bCs w:val="0"/>
-          <w:sz w:val="20"/>
-          <w:szCs w:val="20"/>
-          <w:lang w:val="en-US"/>
-        </w:rPr>
-        <w:t xml:space="preserve"> A massive jump to ~78%. Forcing the final cluster into a mathematically perfect shape (cv2.fitEllipse) eliminated the jagged boundaries and false positives that normally penalize K-Means algorithms. </w:t>
-      </w:r>
-    </w:p>
-    <w:p>
-      <w:pPr>
-        <w:numPr>
-          <w:ilvl w:val="0"/>
-          <w:numId w:val="0"/>
-        </w:numPr>
-        <w:rPr>
-          <w:rFonts w:hint="default" w:ascii="Calibri" w:hAnsi="Calibri"/>
-          <w:b w:val="0"/>
-          <w:bCs w:val="0"/>
-          <w:sz w:val="20"/>
-          <w:szCs w:val="20"/>
-          <w:lang w:val="en-US"/>
-        </w:rPr>
-      </w:pPr>
-    </w:p>
-    <w:p>
-      <w:pPr>
-        <w:numPr>
-          <w:ilvl w:val="0"/>
-          <w:numId w:val="0"/>
-        </w:numPr>
-        <w:rPr>
-          <w:rFonts w:hint="default" w:ascii="Calibri" w:hAnsi="Calibri"/>
-          <w:b w:val="0"/>
-          <w:bCs w:val="0"/>
-          <w:sz w:val="20"/>
-          <w:szCs w:val="20"/>
-          <w:lang w:val="en-US"/>
-        </w:rPr>
-      </w:pPr>
-      <w:r>
-        <w:rPr>
-          <w:rFonts w:hint="default" w:ascii="Calibri" w:hAnsi="Calibri"/>
-          <w:b/>
-          <w:bCs/>
-          <w:sz w:val="20"/>
-          <w:szCs w:val="20"/>
-          <w:lang w:val="en-US"/>
-        </w:rPr>
-        <w:t>Mean Pixel Accuracy (0.9934 / 99.34%):</w:t>
-      </w:r>
-      <w:r>
-        <w:rPr>
-          <w:rFonts w:hint="default" w:ascii="Calibri" w:hAnsi="Calibri"/>
-          <w:b w:val="0"/>
-          <w:bCs w:val="0"/>
-          <w:sz w:val="20"/>
-          <w:szCs w:val="20"/>
-          <w:lang w:val="en-US"/>
-        </w:rPr>
-        <w:t xml:space="preserve"> Near-perfect pixel classification. The localized bounding box ensures the vast retinal background is ignored and the actual disc boundaries remain incredibly tight. </w:t>
-      </w:r>
-    </w:p>
-    <w:p>
-      <w:pPr>
-        <w:numPr>
-          <w:ilvl w:val="0"/>
-          <w:numId w:val="0"/>
-        </w:numPr>
-        <w:rPr>
-          <w:rFonts w:hint="default" w:ascii="Calibri" w:hAnsi="Calibri"/>
-          <w:b w:val="0"/>
-          <w:bCs w:val="0"/>
-          <w:sz w:val="20"/>
-          <w:szCs w:val="20"/>
-          <w:lang w:val="en-US"/>
-        </w:rPr>
-      </w:pPr>
-    </w:p>
-    <w:p>
-      <w:pPr>
-        <w:numPr>
-          <w:ilvl w:val="0"/>
-          <w:numId w:val="0"/>
-        </w:numPr>
-        <w:rPr>
-          <w:rFonts w:hint="default" w:ascii="Calibri" w:hAnsi="Calibri"/>
-          <w:b w:val="0"/>
-          <w:bCs w:val="0"/>
-          <w:sz w:val="20"/>
-          <w:szCs w:val="20"/>
-          <w:lang w:val="en-US"/>
-        </w:rPr>
-      </w:pPr>
-      <w:r>
-        <w:rPr>
-          <w:rFonts w:hint="default" w:ascii="Calibri" w:hAnsi="Calibri"/>
-          <w:b/>
-          <w:bCs/>
-          <w:sz w:val="20"/>
-          <w:szCs w:val="20"/>
-          <w:lang w:val="en-US"/>
-        </w:rPr>
-        <w:t>Standard IEEE Citation (for test.py):</w:t>
-      </w:r>
-      <w:r>
-        <w:rPr>
-          <w:rFonts w:hint="default" w:ascii="Calibri" w:hAnsi="Calibri"/>
-          <w:b w:val="0"/>
-          <w:bCs w:val="0"/>
-          <w:sz w:val="20"/>
-          <w:szCs w:val="20"/>
-          <w:lang w:val="en-US"/>
-        </w:rPr>
-        <w:t xml:space="preserve"> S. S. Kumar et al., "Detection of Optic Disc in Fundus Images Using K-Mean clustering with Outlier Removal Method," 2023 International Conference on Innovations in Engineering and Technology (ICIET), 2023, pp. 1-6. </w:t>
+      <w:r>
+        <w:rPr>
+          <w:rFonts w:hint="default" w:ascii="Calibri" w:hAnsi="Calibri" w:eastAsia="sans-serif" w:cs="Calibri"/>
+          <w:i w:val="0"/>
+          <w:iCs w:val="0"/>
+          <w:caps w:val="0"/>
+          <w:color w:val="333333"/>
+          <w:spacing w:val="0"/>
+          <w:sz w:val="20"/>
+          <w:szCs w:val="20"/>
+          <w:shd w:val="clear" w:fill="FFFFFF"/>
+        </w:rPr>
+        <w:t>Using K-Mean clustering with Outlier Removal Method," </w:t>
+      </w:r>
+      <w:r>
+        <w:rPr>
+          <w:rStyle w:val="4"/>
+          <w:rFonts w:hint="default" w:ascii="Calibri" w:hAnsi="Calibri" w:eastAsia="sans-serif" w:cs="Calibri"/>
+          <w:caps w:val="0"/>
+          <w:color w:val="333333"/>
+          <w:spacing w:val="0"/>
+          <w:sz w:val="20"/>
+          <w:szCs w:val="20"/>
+          <w:shd w:val="clear" w:fill="FFFFFF"/>
+        </w:rPr>
+        <w:t>2023 International Conference on Innovations in Engineering and Technology (ICIET)</w:t>
+      </w:r>
+      <w:r>
+        <w:rPr>
+          <w:rFonts w:hint="default" w:ascii="Calibri" w:hAnsi="Calibri" w:eastAsia="sans-serif" w:cs="Calibri"/>
+          <w:i w:val="0"/>
+          <w:iCs w:val="0"/>
+          <w:caps w:val="0"/>
+          <w:color w:val="333333"/>
+          <w:spacing w:val="0"/>
+          <w:sz w:val="20"/>
+          <w:szCs w:val="20"/>
+          <w:shd w:val="clear" w:fill="FFFFFF"/>
+        </w:rPr>
+        <w:t>, Muvattupuzha, India, 2023, pp. 1-6, doi: 10.1109/ICIET57285.2023.10220815</w:t>
+      </w:r>
+      <w:r>
+        <w:rPr>
+          <w:rFonts w:hint="default" w:ascii="Calibri Light" w:hAnsi="Calibri Light" w:eastAsia="sans-serif" w:cs="Calibri Light"/>
+          <w:i w:val="0"/>
+          <w:iCs w:val="0"/>
+          <w:caps w:val="0"/>
+          <w:color w:val="333333"/>
+          <w:spacing w:val="0"/>
+          <w:sz w:val="13"/>
+          <w:szCs w:val="13"/>
+          <w:shd w:val="clear" w:fill="FFFFFF"/>
+        </w:rPr>
+        <w:t>.</w:t>
+      </w:r>
+      <w:r>
+        <w:rPr>
+          <w:rFonts w:hint="default" w:ascii="Calibri Light" w:hAnsi="Calibri Light" w:cs="Calibri Light"/>
+          <w:b w:val="0"/>
+          <w:bCs w:val="0"/>
+          <w:sz w:val="20"/>
+          <w:szCs w:val="20"/>
+          <w:lang w:val="en-US"/>
+        </w:rPr>
+        <w:t xml:space="preserve"> </w:t>
       </w:r>
     </w:p>
     <w:p>
@@ -1587,6 +1667,16 @@
       </w:tblCellMar>
     </w:tblPr>
   </w:style>
+  <w:style w:type="character" w:styleId="4">
+    <w:name w:val="Emphasis"/>
+    <w:basedOn w:val="2"/>
+    <w:qFormat/>
+    <w:uiPriority w:val="0"/>
+    <w:rPr>
+      <w:i/>
+      <w:iCs/>
+    </w:rPr>
+  </w:style>
 </w:styles>
 </file>
 
